--- a/templates/kesma_indiv/بيان_ضرائب.docx
+++ b/templates/kesma_indiv/بيان_ضرائب.docx
@@ -394,7 +394,7 @@
       <w:tr>
         <w:trPr>
           <w:cantSplit/>
-          <w:trHeight w:val="3386"/>
+          <w:trHeight w:val="4873"/>
           <w:jc w:val="center"/>
         </w:trPr>
         <w:tc>
@@ -776,7 +776,7 @@
                 <w:rtl/>
                 <w:lang w:bidi="ar-EG"/>
               </w:rPr>
-              <w:t>القطعة {{</w:t>
+              <w:t xml:space="preserve">{{ </w:t>
             </w:r>
             <w:r>
               <w:rPr>
@@ -791,15 +791,15 @@
             </w:r>
             <w:r>
               <w:rPr>
-                <w:rFonts w:asciiTheme="minorBidi" w:hAnsiTheme="minorBidi" w:cs="Arial"/>
-                <w:b/>
-                <w:bCs/>
-                <w:sz w:val="26"/>
-                <w:szCs w:val="26"/>
-                <w:rtl/>
-                <w:lang w:bidi="ar-EG"/>
-              </w:rPr>
-              <w:t>.ترتيب}} مساحتها {{</w:t>
+                <w:rFonts w:asciiTheme="minorBidi" w:hAnsiTheme="minorBidi" w:cs="Arial" w:hint="cs"/>
+                <w:b/>
+                <w:bCs/>
+                <w:sz w:val="26"/>
+                <w:szCs w:val="26"/>
+                <w:rtl/>
+                <w:lang w:bidi="ar-EG"/>
+              </w:rPr>
+              <w:t>.اسم_القطعة }} مساحتها ({{</w:t>
             </w:r>
             <w:proofErr w:type="spellStart"/>
             <w:r>
@@ -816,7 +816,7 @@
             <w:proofErr w:type="spellEnd"/>
             <w:r>
               <w:rPr>
-                <w:rFonts w:asciiTheme="minorBidi" w:hAnsiTheme="minorBidi" w:cs="Arial"/>
+                <w:rFonts w:asciiTheme="minorBidi" w:hAnsiTheme="minorBidi" w:cs="Arial" w:hint="cs"/>
                 <w:b/>
                 <w:bCs/>
                 <w:sz w:val="26"/>
@@ -828,7 +828,7 @@
             </w:r>
             <w:r>
               <w:rPr>
-                <w:rFonts w:asciiTheme="minorBidi" w:hAnsiTheme="minorBidi" w:cs="Arial"/>
+                <w:rFonts w:asciiTheme="minorBidi" w:hAnsiTheme="minorBidi" w:cs="Arial" w:hint="cs"/>
                 <w:b/>
                 <w:bCs/>
                 <w:sz w:val="26"/>
@@ -841,7 +841,7 @@
             </w:r>
             <w:r>
               <w:rPr>
-                <w:rFonts w:asciiTheme="minorBidi" w:hAnsiTheme="minorBidi" w:cs="Arial"/>
+                <w:rFonts w:asciiTheme="minorBidi" w:hAnsiTheme="minorBidi" w:cs="Arial" w:hint="cs"/>
                 <w:b/>
                 <w:bCs/>
                 <w:sz w:val="26"/>
@@ -866,7 +866,7 @@
             <w:proofErr w:type="spellEnd"/>
             <w:r>
               <w:rPr>
-                <w:rFonts w:asciiTheme="minorBidi" w:hAnsiTheme="minorBidi" w:cs="Arial"/>
+                <w:rFonts w:asciiTheme="minorBidi" w:hAnsiTheme="minorBidi" w:cs="Arial" w:hint="cs"/>
                 <w:b/>
                 <w:bCs/>
                 <w:sz w:val="26"/>
@@ -878,7 +878,7 @@
             </w:r>
             <w:r>
               <w:rPr>
-                <w:rFonts w:asciiTheme="minorBidi" w:hAnsiTheme="minorBidi" w:cs="Arial"/>
+                <w:rFonts w:asciiTheme="minorBidi" w:hAnsiTheme="minorBidi" w:cs="Arial" w:hint="cs"/>
                 <w:b/>
                 <w:bCs/>
                 <w:sz w:val="26"/>
@@ -891,7 +891,7 @@
             </w:r>
             <w:r>
               <w:rPr>
-                <w:rFonts w:asciiTheme="minorBidi" w:hAnsiTheme="minorBidi" w:cs="Arial"/>
+                <w:rFonts w:asciiTheme="minorBidi" w:hAnsiTheme="minorBidi" w:cs="Arial" w:hint="cs"/>
                 <w:b/>
                 <w:bCs/>
                 <w:sz w:val="26"/>
@@ -916,7 +916,7 @@
             <w:proofErr w:type="spellEnd"/>
             <w:r>
               <w:rPr>
-                <w:rFonts w:asciiTheme="minorBidi" w:hAnsiTheme="minorBidi" w:cs="Arial"/>
+                <w:rFonts w:asciiTheme="minorBidi" w:hAnsiTheme="minorBidi" w:cs="Arial" w:hint="cs"/>
                 <w:b/>
                 <w:bCs/>
                 <w:sz w:val="26"/>
@@ -928,7 +928,7 @@
             </w:r>
             <w:r>
               <w:rPr>
-                <w:rFonts w:asciiTheme="minorBidi" w:hAnsiTheme="minorBidi" w:cs="Arial"/>
+                <w:rFonts w:asciiTheme="minorBidi" w:hAnsiTheme="minorBidi" w:cs="Arial" w:hint="cs"/>
                 <w:b/>
                 <w:bCs/>
                 <w:sz w:val="26"/>
@@ -941,17 +941,16 @@
             </w:r>
             <w:r>
               <w:rPr>
-                <w:rFonts w:asciiTheme="minorBidi" w:hAnsiTheme="minorBidi" w:cs="Arial"/>
-                <w:b/>
-                <w:bCs/>
-                <w:sz w:val="26"/>
-                <w:szCs w:val="26"/>
-                <w:rtl/>
-                <w:lang w:bidi="ar-EG"/>
-              </w:rPr>
-              <w:t xml:space="preserve"> بحوض {{</w:t>
-            </w:r>
-            <w:proofErr w:type="spellStart"/>
+                <w:rFonts w:asciiTheme="minorBidi" w:hAnsiTheme="minorBidi" w:cs="Arial" w:hint="cs"/>
+                <w:b/>
+                <w:bCs/>
+                <w:sz w:val="26"/>
+                <w:szCs w:val="26"/>
+                <w:rtl/>
+                <w:lang w:bidi="ar-EG"/>
+              </w:rPr>
+              <w:t>) كائنة بحوض {{</w:t>
+            </w:r>
             <w:r>
               <w:rPr>
                 <w:rFonts w:asciiTheme="minorBidi" w:hAnsiTheme="minorBidi" w:cs="Arial"/>
@@ -963,10 +962,9 @@
               </w:rPr>
               <w:t>l.hod</w:t>
             </w:r>
-            <w:proofErr w:type="spellEnd"/>
-            <w:r>
-              <w:rPr>
-                <w:rFonts w:asciiTheme="minorBidi" w:hAnsiTheme="minorBidi" w:cs="Arial"/>
+            <w:r>
+              <w:rPr>
+                <w:rFonts w:asciiTheme="minorBidi" w:hAnsiTheme="minorBidi" w:cs="Arial" w:hint="cs"/>
                 <w:b/>
                 <w:bCs/>
                 <w:sz w:val="26"/>
@@ -1029,8 +1027,6 @@
               </w:rPr>
               <w:t>}}</w:t>
             </w:r>
-            <w:bookmarkStart w:id="0" w:name="_GoBack"/>
-            <w:bookmarkEnd w:id="0"/>
           </w:p>
           <w:p>
             <w:pPr>
@@ -1165,7 +1161,6 @@
               </w:rPr>
               <w:t>الحد الغربي: {{</w:t>
             </w:r>
-            <w:proofErr w:type="spellStart"/>
             <w:r>
               <w:rPr>
                 <w:rFonts w:asciiTheme="minorBidi" w:hAnsiTheme="minorBidi" w:cs="Arial"/>
@@ -1177,7 +1172,6 @@
               </w:rPr>
               <w:t>l.w</w:t>
             </w:r>
-            <w:proofErr w:type="spellEnd"/>
             <w:r>
               <w:rPr>
                 <w:rFonts w:asciiTheme="minorBidi" w:hAnsiTheme="minorBidi" w:cs="Arial"/>
@@ -1227,21 +1221,8 @@
                 <w:szCs w:val="26"/>
                 <w:lang w:bidi="ar-EG"/>
               </w:rPr>
-              <w:t xml:space="preserve">p </w:t>
-            </w:r>
-            <w:proofErr w:type="spellStart"/>
-            <w:r>
-              <w:rPr>
-                <w:rFonts w:asciiTheme="minorBidi" w:hAnsiTheme="minorBidi" w:cs="Arial"/>
-                <w:b/>
-                <w:bCs/>
-                <w:sz w:val="26"/>
-                <w:szCs w:val="26"/>
-                <w:lang w:bidi="ar-EG"/>
-              </w:rPr>
-              <w:t>endfor</w:t>
-            </w:r>
-            <w:proofErr w:type="spellEnd"/>
+              <w:t>p endfor</w:t>
+            </w:r>
             <w:r>
               <w:rPr>
                 <w:rFonts w:asciiTheme="minorBidi" w:hAnsiTheme="minorBidi" w:cs="Arial"/>
@@ -1401,7 +1382,19 @@
                 <w:rtl/>
                 <w:lang w:bidi="ar-EG"/>
               </w:rPr>
-              <w:t>شرط قسمه رضائي مؤرخ في {{تاريخ_العقد}}</w:t>
+              <w:t xml:space="preserve">شرط قسمه رضائي مؤرخ في </w:t>
+            </w:r>
+            <w:r>
+              <w:rPr>
+                <w:rFonts w:cs="Arial"/>
+                <w:b/>
+                <w:bCs/>
+                <w:sz w:val="30"/>
+                <w:szCs w:val="30"/>
+                <w:rtl/>
+                <w:lang w:bidi="ar-EG"/>
+              </w:rPr>
+              <w:t>{{تاريخ_العقد_رقمي}}</w:t>
             </w:r>
           </w:p>
         </w:tc>
@@ -1421,8 +1414,8 @@
               <w:ind w:left="113" w:right="113"/>
               <w:jc w:val="center"/>
               <w:rPr>
-                <w:sz w:val="32"/>
-                <w:szCs w:val="32"/>
+                <w:sz w:val="26"/>
+                <w:szCs w:val="26"/>
                 <w:rtl/>
                 <w:lang w:bidi="ar-EG"/>
               </w:rPr>
@@ -1430,12 +1423,24 @@
             <w:r>
               <w:rPr>
                 <w:rFonts w:hint="cs"/>
-                <w:sz w:val="32"/>
-                <w:szCs w:val="32"/>
-                <w:rtl/>
-                <w:lang w:bidi="ar-EG"/>
-              </w:rPr>
-              <w:t>ـــــــــــــــــــــــــــــــــــــــــــــــ</w:t>
+                <w:sz w:val="26"/>
+                <w:szCs w:val="26"/>
+                <w:rtl/>
+                <w:lang w:bidi="ar-EG"/>
+              </w:rPr>
+              <w:t>ــ</w:t>
+            </w:r>
+            <w:bookmarkStart w:id="0" w:name="_GoBack"/>
+            <w:bookmarkEnd w:id="0"/>
+            <w:r>
+              <w:rPr>
+                <w:rFonts w:hint="cs"/>
+                <w:sz w:val="26"/>
+                <w:szCs w:val="26"/>
+                <w:rtl/>
+                <w:lang w:bidi="ar-EG"/>
+              </w:rPr>
+              <w:t>ـــــــــــــــــــــــــــــــــــــــــــــ</w:t>
             </w:r>
           </w:p>
         </w:tc>
